--- a/data/ai_paras/AI_para_166.docx
+++ b/data/ai_paras/AI_para_166.docx
@@ -4,7 +4,7 @@
   <w:body>
     <w:p>
       <w:r>
-        <w:t>Divine Sovereignty represents a central tenet in theological discussions, asserting God's ultimate authority and control over all creation, which profoundly influences the doctrine of Justification. Within Reformed theology, particularly Calvinism, Divine Sovereignty is emphasized as the guiding principle that determines the elect's salvation through predestination and divine election (Ref-s325849). This perspective maintains that God's sovereign will is absolute, leaving no room for human intervention in the salvific process, as it is believed that God has predetermined those who will be justified. Conversely, Arminian thought contends that while God's sovereignty is acknowledged, it operates in conjunction with human freewill, allowing individuals to accept or reject divine grace (Ref-s325849). These differing interpretations highlight the pivotal role of Divine Sovereignty in shaping theological discourse, as it sets the framework within which Justification is understood and debated across various Christian traditions.</w:t>
+        <w:t>Calvinism, rooted in the theological teachings of John Calvin, presents a distinctive view on Justification primarily through the lens of Divine Sovereignty. Calvinist doctrine asserts that God's sovereign will is the absolute determinant of salvation, emphasizing predestination as a key element in the process of Justification. According to Calvin, Divine Sovereignty entails that God has preordained the elect who will receive salvation, thereby minimizing the role of Human Freewill in this divine process (Ref-u129804). This perspective is supported by Calvinist theologian K. Emmert, who highlights that Divine Sovereignty and divine election form the core of Calvinist theology, underscoring the belief that human actions are subordinate to God's predetermined plan (Ref-u129804). Consequently, Calvinism posits that Justification is not a result of human merit but is entirely dependent on God's grace and sovereign choice, reinforcing the theological stance that divine will governs the salvation of the elect.</w:t>
       </w:r>
     </w:p>
     <w:sectPr>
